--- a/documents/docx_templates/quote_template.docx
+++ b/documents/docx_templates/quote_template.docx
@@ -2,159 +2,88 @@
 <file path=word/document.xml><?xml version="1.0" encoding="utf-8"?>
 <w:document xmlns:wpc="http://schemas.microsoft.com/office/word/2010/wordprocessingCanvas" xmlns:mo="http://schemas.microsoft.com/office/mac/office/2008/main" xmlns:mc="http://schemas.openxmlformats.org/markup-compatibility/2006" xmlns:mv="urn:schemas-microsoft-com:mac:vml" xmlns:o="urn:schemas-microsoft-com:office:office" xmlns:r="http://schemas.openxmlformats.org/officeDocument/2006/relationships" xmlns:m="http://schemas.openxmlformats.org/officeDocument/2006/math" xmlns:v="urn:schemas-microsoft-com:vml" xmlns:wp14="http://schemas.microsoft.com/office/word/2010/wordprocessingDrawing" xmlns:wp="http://schemas.openxmlformats.org/drawingml/2006/wordprocessingDrawing" xmlns:w10="urn:schemas-microsoft-com:office:word" xmlns:w="http://schemas.openxmlformats.org/wordprocessingml/2006/main" xmlns:w14="http://schemas.microsoft.com/office/word/2010/wordml" xmlns:wpg="http://schemas.microsoft.com/office/word/2010/wordprocessingGroup" xmlns:wpi="http://schemas.microsoft.com/office/word/2010/wordprocessingInk" xmlns:wne="http://schemas.microsoft.com/office/word/2006/wordml" xmlns:wps="http://schemas.microsoft.com/office/word/2010/wordprocessingShape" mc:Ignorable="w14 wp14">
   <w:body>
-    <w:p>
-      <w:pPr>
-        <w:pStyle w:val="Heading1"/>
-      </w:pPr>
-      <w:r>
-        <w:t>DEVIS — GENOCLAB</w:t>
-      </w:r>
-    </w:p>
-    <w:p>
-      <w:r>
-        <w:t>ESSBO — École Supérieure en Sciences Biologiques d'Oran</w:t>
-      </w:r>
-    </w:p>
-    <w:p>
-      <w:r>
-        <w:t>N° Devis : {{QUOTE_NUMBER}}</w:t>
-      </w:r>
-    </w:p>
-    <w:p>
-      <w:r>
-        <w:t>Référence demande : {{DISPLAY_ID}}</w:t>
-      </w:r>
-    </w:p>
-    <w:p>
-      <w:r>
-        <w:t>Date : {{DATE}}</w:t>
-      </w:r>
-    </w:p>
-    <w:p/>
-    <w:p>
-      <w:pPr>
-        <w:pStyle w:val="Heading2"/>
-      </w:pPr>
-      <w:r>
-        <w:t>Client</w:t>
-      </w:r>
-    </w:p>
     <w:tbl>
       <w:tblPr>
-        <w:tblStyle w:val="LightGrid-Accent1"/>
         <w:tblW w:type="auto" w:w="0"/>
+        <w:tblLayout w:type="fixed"/>
         <w:tblLook w:firstColumn="1" w:firstRow="1" w:lastColumn="0" w:lastRow="0" w:noHBand="0" w:noVBand="1" w:val="04A0"/>
       </w:tblPr>
       <w:tblGrid>
-        <w:gridCol w:w="4514"/>
-        <w:gridCol w:w="4514"/>
+        <w:gridCol w:w="4989"/>
+        <w:gridCol w:w="4989"/>
       </w:tblGrid>
       <w:tr>
         <w:tc>
           <w:tcPr>
-            <w:tcW w:type="dxa" w:w="4514"/>
+            <w:tcW w:type="dxa" w:w="7654"/>
+            <w:tcBorders>
+              <w:bottom w:val="single" w:sz="14" w:color="178C88"/>
+            </w:tcBorders>
+            <w:tcMar>
+              <w:top w:w="50" w:type="dxa"/>
+              <w:start w:w="0" w:type="dxa"/>
+              <w:bottom w:w="80" w:type="dxa"/>
+              <w:end w:w="0" w:type="dxa"/>
+            </w:tcMar>
           </w:tcPr>
           <w:p>
+            <w:pPr>
+              <w:spacing w:before="0" w:after="0" w:line="252" w:lineRule="auto"/>
+            </w:pPr>
+            <w:r/>
             <w:r>
-              <w:t>Nom</w:t>
+              <w:rPr>
+                <w:rFonts w:ascii="Arial" w:hAnsi="Arial" w:cs="Arial" w:eastAsia="Arial"/>
+                <w:b/>
+                <w:color w:val="183060"/>
+                <w:sz w:val="36"/>
+              </w:rPr>
+              <w:t>DEVIS</w:t>
+            </w:r>
+          </w:p>
+          <w:p>
+            <w:pPr>
+              <w:spacing w:before="0" w:after="0" w:line="252" w:lineRule="auto"/>
+            </w:pPr>
+            <w:r/>
+            <w:r>
+              <w:rPr>
+                <w:rFonts w:ascii="Arial" w:hAnsi="Arial" w:cs="Arial" w:eastAsia="Arial"/>
+                <w:b w:val="0"/>
+                <w:color w:val="64748B"/>
+                <w:sz w:val="18"/>
+              </w:rPr>
+              <w:t>GENOCLAB — prestations scientifiques et technologiques</w:t>
             </w:r>
           </w:p>
         </w:tc>
         <w:tc>
           <w:tcPr>
-            <w:tcW w:type="dxa" w:w="4514"/>
+            <w:tcW w:type="dxa" w:w="2211"/>
+            <w:tcBorders>
+              <w:bottom w:val="single" w:sz="14" w:color="178C88"/>
+            </w:tcBorders>
+            <w:tcMar>
+              <w:top w:w="50" w:type="dxa"/>
+              <w:start w:w="0" w:type="dxa"/>
+              <w:bottom w:w="80" w:type="dxa"/>
+              <w:end w:w="0" w:type="dxa"/>
+            </w:tcMar>
           </w:tcPr>
           <w:p>
+            <w:pPr>
+              <w:spacing w:before="0" w:after="0" w:line="252" w:lineRule="auto"/>
+              <w:jc w:val="right"/>
+            </w:pPr>
+            <w:r/>
             <w:r>
-              <w:t>{{CLIENT_NAME}}</w:t>
-            </w:r>
-          </w:p>
-        </w:tc>
-      </w:tr>
-      <w:tr>
-        <w:tc>
-          <w:tcPr>
-            <w:tcW w:type="dxa" w:w="4514"/>
-          </w:tcPr>
-          <w:p>
-            <w:r>
-              <w:t>Organisation</w:t>
-            </w:r>
-          </w:p>
-        </w:tc>
-        <w:tc>
-          <w:tcPr>
-            <w:tcW w:type="dxa" w:w="4514"/>
-          </w:tcPr>
-          <w:p>
-            <w:r>
-              <w:t>{{ORGANIZATION}}</w:t>
-            </w:r>
-          </w:p>
-        </w:tc>
-      </w:tr>
-      <w:tr>
-        <w:tc>
-          <w:tcPr>
-            <w:tcW w:type="dxa" w:w="4514"/>
-          </w:tcPr>
-          <w:p>
-            <w:r>
-              <w:t>Laboratoire</w:t>
-            </w:r>
-          </w:p>
-        </w:tc>
-        <w:tc>
-          <w:tcPr>
-            <w:tcW w:type="dxa" w:w="4514"/>
-          </w:tcPr>
-          <w:p>
-            <w:r>
-              <w:t>{{LABORATORY}}</w:t>
-            </w:r>
-          </w:p>
-        </w:tc>
-      </w:tr>
-      <w:tr>
-        <w:tc>
-          <w:tcPr>
-            <w:tcW w:type="dxa" w:w="4514"/>
-          </w:tcPr>
-          <w:p>
-            <w:r>
-              <w:t>Email</w:t>
-            </w:r>
-          </w:p>
-        </w:tc>
-        <w:tc>
-          <w:tcPr>
-            <w:tcW w:type="dxa" w:w="4514"/>
-          </w:tcPr>
-          <w:p>
-            <w:r>
-              <w:t>{{CLIENT_EMAIL}}</w:t>
-            </w:r>
-          </w:p>
-        </w:tc>
-      </w:tr>
-      <w:tr>
-        <w:tc>
-          <w:tcPr>
-            <w:tcW w:type="dxa" w:w="4514"/>
-          </w:tcPr>
-          <w:p>
-            <w:r>
-              <w:t>Téléphone</w:t>
-            </w:r>
-          </w:p>
-        </w:tc>
-        <w:tc>
-          <w:tcPr>
-            <w:tcW w:type="dxa" w:w="4514"/>
-          </w:tcPr>
-          <w:p>
-            <w:r>
-              <w:t>{{PHONE}}</w:t>
+              <w:rPr>
+                <w:rFonts w:ascii="Arial" w:hAnsi="Arial" w:cs="Arial" w:eastAsia="Arial"/>
+                <w:b/>
+                <w:color w:val="178C88"/>
+                <w:sz w:val="19"/>
+              </w:rPr>
+              <w:t>{{QUOTE_NUMBER}}</w:t>
             </w:r>
           </w:p>
         </w:tc>
@@ -162,181 +91,1015 @@
     </w:tbl>
     <w:p>
       <w:pPr>
-        <w:pStyle w:val="Heading2"/>
+        <w:pStyle w:val="Heading1"/>
+        <w:keepNext/>
+        <w:pBdr>
+          <w:bottom w:val="single" w:sz="10" w:space="2" w:color="178C88"/>
+        </w:pBdr>
       </w:pPr>
       <w:r>
+        <w:rPr>
+          <w:rFonts w:ascii="Arial" w:hAnsi="Arial" w:cs="Arial" w:eastAsia="Arial"/>
+          <w:b/>
+          <w:color w:val="183060"/>
+          <w:sz w:val="26"/>
+        </w:rPr>
+        <w:t>Document et client</w:t>
+      </w:r>
+    </w:p>
+    <w:tbl>
+      <w:tblPr>
+        <w:tblW w:type="auto" w:w="0"/>
+        <w:tblLook w:firstColumn="1" w:firstRow="1" w:lastColumn="0" w:lastRow="0" w:noHBand="0" w:noVBand="1" w:val="04A0"/>
+      </w:tblPr>
+      <w:tblGrid>
+        <w:gridCol w:w="4989"/>
+        <w:gridCol w:w="4989"/>
+      </w:tblGrid>
+      <w:tr>
+        <w:trPr>
+          <w:cantSplit/>
+        </w:trPr>
+        <w:tc>
+          <w:tcPr>
+            <w:tcW w:type="dxa" w:w="4989"/>
+            <w:tcMar>
+              <w:top w:w="65" w:type="dxa"/>
+              <w:start w:w="105" w:type="dxa"/>
+              <w:bottom w:w="65" w:type="dxa"/>
+              <w:end w:w="105" w:type="dxa"/>
+            </w:tcMar>
+            <w:tcBorders>
+              <w:bottom w:val="single" w:sz="3" w:color="D7E5E3"/>
+            </w:tcBorders>
+            <w:vAlign w:val="center"/>
+            <w:shd w:val="clear" w:color="auto" w:fill="F0F8F7"/>
+          </w:tcPr>
+          <w:p>
+            <w:pPr>
+              <w:spacing w:after="0" w:line="240" w:lineRule="auto"/>
+            </w:pPr>
+            <w:r>
+              <w:rPr>
+                <w:rFonts w:ascii="Arial" w:hAnsi="Arial" w:cs="Arial" w:eastAsia="Arial"/>
+                <w:b/>
+                <w:color w:val="183060"/>
+                <w:sz w:val="18"/>
+              </w:rPr>
+              <w:t>Date</w:t>
+            </w:r>
+          </w:p>
+        </w:tc>
+        <w:tc>
+          <w:tcPr>
+            <w:tcW w:type="dxa" w:w="4989"/>
+            <w:tcMar>
+              <w:top w:w="65" w:type="dxa"/>
+              <w:start w:w="105" w:type="dxa"/>
+              <w:bottom w:w="65" w:type="dxa"/>
+              <w:end w:w="105" w:type="dxa"/>
+            </w:tcMar>
+            <w:tcBorders>
+              <w:bottom w:val="single" w:sz="3" w:color="D7E5E3"/>
+            </w:tcBorders>
+            <w:vAlign w:val="center"/>
+          </w:tcPr>
+          <w:p>
+            <w:pPr>
+              <w:spacing w:after="0" w:line="240" w:lineRule="auto"/>
+            </w:pPr>
+            <w:r>
+              <w:rPr>
+                <w:rFonts w:ascii="Arial" w:hAnsi="Arial" w:cs="Arial" w:eastAsia="Arial"/>
+                <w:b w:val="0"/>
+                <w:color w:val="172033"/>
+                <w:sz w:val="18"/>
+              </w:rPr>
+              <w:t>{{DATE}}</w:t>
+            </w:r>
+          </w:p>
+        </w:tc>
+      </w:tr>
+      <w:tr>
+        <w:trPr>
+          <w:cantSplit/>
+        </w:trPr>
+        <w:tc>
+          <w:tcPr>
+            <w:tcW w:type="dxa" w:w="4989"/>
+            <w:tcMar>
+              <w:top w:w="65" w:type="dxa"/>
+              <w:start w:w="105" w:type="dxa"/>
+              <w:bottom w:w="65" w:type="dxa"/>
+              <w:end w:w="105" w:type="dxa"/>
+            </w:tcMar>
+            <w:tcBorders>
+              <w:bottom w:val="single" w:sz="3" w:color="D7E5E3"/>
+            </w:tcBorders>
+            <w:vAlign w:val="center"/>
+            <w:shd w:val="clear" w:color="auto" w:fill="F0F8F7"/>
+          </w:tcPr>
+          <w:p>
+            <w:pPr>
+              <w:spacing w:after="0" w:line="240" w:lineRule="auto"/>
+            </w:pPr>
+            <w:r>
+              <w:rPr>
+                <w:rFonts w:ascii="Arial" w:hAnsi="Arial" w:cs="Arial" w:eastAsia="Arial"/>
+                <w:b/>
+                <w:color w:val="183060"/>
+                <w:sz w:val="18"/>
+              </w:rPr>
+              <w:t>N°</w:t>
+            </w:r>
+          </w:p>
+        </w:tc>
+        <w:tc>
+          <w:tcPr>
+            <w:tcW w:type="dxa" w:w="4989"/>
+            <w:tcMar>
+              <w:top w:w="65" w:type="dxa"/>
+              <w:start w:w="105" w:type="dxa"/>
+              <w:bottom w:w="65" w:type="dxa"/>
+              <w:end w:w="105" w:type="dxa"/>
+            </w:tcMar>
+            <w:tcBorders>
+              <w:bottom w:val="single" w:sz="3" w:color="D7E5E3"/>
+            </w:tcBorders>
+            <w:vAlign w:val="center"/>
+          </w:tcPr>
+          <w:p>
+            <w:pPr>
+              <w:spacing w:after="0" w:line="240" w:lineRule="auto"/>
+            </w:pPr>
+            <w:r>
+              <w:rPr>
+                <w:rFonts w:ascii="Arial" w:hAnsi="Arial" w:cs="Arial" w:eastAsia="Arial"/>
+                <w:b w:val="0"/>
+                <w:color w:val="172033"/>
+                <w:sz w:val="18"/>
+              </w:rPr>
+              <w:t>{{QUOTE_NUMBER}}</w:t>
+            </w:r>
+          </w:p>
+        </w:tc>
+      </w:tr>
+      <w:tr>
+        <w:trPr>
+          <w:cantSplit/>
+        </w:trPr>
+        <w:tc>
+          <w:tcPr>
+            <w:tcW w:type="dxa" w:w="4989"/>
+            <w:tcMar>
+              <w:top w:w="65" w:type="dxa"/>
+              <w:start w:w="105" w:type="dxa"/>
+              <w:bottom w:w="65" w:type="dxa"/>
+              <w:end w:w="105" w:type="dxa"/>
+            </w:tcMar>
+            <w:tcBorders>
+              <w:bottom w:val="single" w:sz="3" w:color="D7E5E3"/>
+            </w:tcBorders>
+            <w:vAlign w:val="center"/>
+            <w:shd w:val="clear" w:color="auto" w:fill="F0F8F7"/>
+          </w:tcPr>
+          <w:p>
+            <w:pPr>
+              <w:spacing w:after="0" w:line="240" w:lineRule="auto"/>
+            </w:pPr>
+            <w:r>
+              <w:rPr>
+                <w:rFonts w:ascii="Arial" w:hAnsi="Arial" w:cs="Arial" w:eastAsia="Arial"/>
+                <w:b/>
+                <w:color w:val="183060"/>
+                <w:sz w:val="18"/>
+              </w:rPr>
+              <w:t>Référence demande</w:t>
+            </w:r>
+          </w:p>
+        </w:tc>
+        <w:tc>
+          <w:tcPr>
+            <w:tcW w:type="dxa" w:w="4989"/>
+            <w:tcMar>
+              <w:top w:w="65" w:type="dxa"/>
+              <w:start w:w="105" w:type="dxa"/>
+              <w:bottom w:w="65" w:type="dxa"/>
+              <w:end w:w="105" w:type="dxa"/>
+            </w:tcMar>
+            <w:tcBorders>
+              <w:bottom w:val="single" w:sz="3" w:color="D7E5E3"/>
+            </w:tcBorders>
+            <w:vAlign w:val="center"/>
+          </w:tcPr>
+          <w:p>
+            <w:pPr>
+              <w:spacing w:after="0" w:line="240" w:lineRule="auto"/>
+            </w:pPr>
+            <w:r>
+              <w:rPr>
+                <w:rFonts w:ascii="Arial" w:hAnsi="Arial" w:cs="Arial" w:eastAsia="Arial"/>
+                <w:b w:val="0"/>
+                <w:color w:val="172033"/>
+                <w:sz w:val="18"/>
+              </w:rPr>
+              <w:t>{{DISPLAY_ID}}</w:t>
+            </w:r>
+          </w:p>
+        </w:tc>
+      </w:tr>
+      <w:tr>
+        <w:trPr>
+          <w:cantSplit/>
+        </w:trPr>
+        <w:tc>
+          <w:tcPr>
+            <w:tcW w:type="dxa" w:w="4989"/>
+            <w:tcMar>
+              <w:top w:w="65" w:type="dxa"/>
+              <w:start w:w="105" w:type="dxa"/>
+              <w:bottom w:w="65" w:type="dxa"/>
+              <w:end w:w="105" w:type="dxa"/>
+            </w:tcMar>
+            <w:tcBorders>
+              <w:bottom w:val="single" w:sz="3" w:color="D7E5E3"/>
+            </w:tcBorders>
+            <w:vAlign w:val="center"/>
+            <w:shd w:val="clear" w:color="auto" w:fill="F0F8F7"/>
+          </w:tcPr>
+          <w:p>
+            <w:pPr>
+              <w:spacing w:after="0" w:line="240" w:lineRule="auto"/>
+            </w:pPr>
+            <w:r>
+              <w:rPr>
+                <w:rFonts w:ascii="Arial" w:hAnsi="Arial" w:cs="Arial" w:eastAsia="Arial"/>
+                <w:b/>
+                <w:color w:val="183060"/>
+                <w:sz w:val="18"/>
+              </w:rPr>
+              <w:t>Client</w:t>
+            </w:r>
+          </w:p>
+        </w:tc>
+        <w:tc>
+          <w:tcPr>
+            <w:tcW w:type="dxa" w:w="4989"/>
+            <w:tcMar>
+              <w:top w:w="65" w:type="dxa"/>
+              <w:start w:w="105" w:type="dxa"/>
+              <w:bottom w:w="65" w:type="dxa"/>
+              <w:end w:w="105" w:type="dxa"/>
+            </w:tcMar>
+            <w:tcBorders>
+              <w:bottom w:val="single" w:sz="3" w:color="D7E5E3"/>
+            </w:tcBorders>
+            <w:vAlign w:val="center"/>
+          </w:tcPr>
+          <w:p>
+            <w:pPr>
+              <w:spacing w:after="0" w:line="240" w:lineRule="auto"/>
+            </w:pPr>
+            <w:r>
+              <w:rPr>
+                <w:rFonts w:ascii="Arial" w:hAnsi="Arial" w:cs="Arial" w:eastAsia="Arial"/>
+                <w:b w:val="0"/>
+                <w:color w:val="172033"/>
+                <w:sz w:val="18"/>
+              </w:rPr>
+              <w:t>{{CLIENT_NAME}}</w:t>
+            </w:r>
+          </w:p>
+        </w:tc>
+      </w:tr>
+      <w:tr>
+        <w:trPr>
+          <w:cantSplit/>
+        </w:trPr>
+        <w:tc>
+          <w:tcPr>
+            <w:tcW w:type="dxa" w:w="4989"/>
+            <w:tcMar>
+              <w:top w:w="65" w:type="dxa"/>
+              <w:start w:w="105" w:type="dxa"/>
+              <w:bottom w:w="65" w:type="dxa"/>
+              <w:end w:w="105" w:type="dxa"/>
+            </w:tcMar>
+            <w:tcBorders>
+              <w:bottom w:val="single" w:sz="3" w:color="D7E5E3"/>
+            </w:tcBorders>
+            <w:vAlign w:val="center"/>
+            <w:shd w:val="clear" w:color="auto" w:fill="F0F8F7"/>
+          </w:tcPr>
+          <w:p>
+            <w:pPr>
+              <w:spacing w:after="0" w:line="240" w:lineRule="auto"/>
+            </w:pPr>
+            <w:r>
+              <w:rPr>
+                <w:rFonts w:ascii="Arial" w:hAnsi="Arial" w:cs="Arial" w:eastAsia="Arial"/>
+                <w:b/>
+                <w:color w:val="183060"/>
+                <w:sz w:val="18"/>
+              </w:rPr>
+              <w:t>Organisation</w:t>
+            </w:r>
+          </w:p>
+        </w:tc>
+        <w:tc>
+          <w:tcPr>
+            <w:tcW w:type="dxa" w:w="4989"/>
+            <w:tcMar>
+              <w:top w:w="65" w:type="dxa"/>
+              <w:start w:w="105" w:type="dxa"/>
+              <w:bottom w:w="65" w:type="dxa"/>
+              <w:end w:w="105" w:type="dxa"/>
+            </w:tcMar>
+            <w:tcBorders>
+              <w:bottom w:val="single" w:sz="3" w:color="D7E5E3"/>
+            </w:tcBorders>
+            <w:vAlign w:val="center"/>
+          </w:tcPr>
+          <w:p>
+            <w:pPr>
+              <w:spacing w:after="0" w:line="240" w:lineRule="auto"/>
+            </w:pPr>
+            <w:r>
+              <w:rPr>
+                <w:rFonts w:ascii="Arial" w:hAnsi="Arial" w:cs="Arial" w:eastAsia="Arial"/>
+                <w:b w:val="0"/>
+                <w:color w:val="172033"/>
+                <w:sz w:val="18"/>
+              </w:rPr>
+              <w:t>{{ORGANIZATION}}</w:t>
+            </w:r>
+          </w:p>
+        </w:tc>
+      </w:tr>
+      <w:tr>
+        <w:trPr>
+          <w:cantSplit/>
+        </w:trPr>
+        <w:tc>
+          <w:tcPr>
+            <w:tcW w:type="dxa" w:w="4989"/>
+            <w:tcMar>
+              <w:top w:w="65" w:type="dxa"/>
+              <w:start w:w="105" w:type="dxa"/>
+              <w:bottom w:w="65" w:type="dxa"/>
+              <w:end w:w="105" w:type="dxa"/>
+            </w:tcMar>
+            <w:tcBorders>
+              <w:bottom w:val="single" w:sz="3" w:color="D7E5E3"/>
+            </w:tcBorders>
+            <w:vAlign w:val="center"/>
+            <w:shd w:val="clear" w:color="auto" w:fill="F0F8F7"/>
+          </w:tcPr>
+          <w:p>
+            <w:pPr>
+              <w:spacing w:after="0" w:line="240" w:lineRule="auto"/>
+            </w:pPr>
+            <w:r>
+              <w:rPr>
+                <w:rFonts w:ascii="Arial" w:hAnsi="Arial" w:cs="Arial" w:eastAsia="Arial"/>
+                <w:b/>
+                <w:color w:val="183060"/>
+                <w:sz w:val="18"/>
+              </w:rPr>
+              <w:t>Laboratoire</w:t>
+            </w:r>
+          </w:p>
+        </w:tc>
+        <w:tc>
+          <w:tcPr>
+            <w:tcW w:type="dxa" w:w="4989"/>
+            <w:tcMar>
+              <w:top w:w="65" w:type="dxa"/>
+              <w:start w:w="105" w:type="dxa"/>
+              <w:bottom w:w="65" w:type="dxa"/>
+              <w:end w:w="105" w:type="dxa"/>
+            </w:tcMar>
+            <w:tcBorders>
+              <w:bottom w:val="single" w:sz="3" w:color="D7E5E3"/>
+            </w:tcBorders>
+            <w:vAlign w:val="center"/>
+          </w:tcPr>
+          <w:p>
+            <w:pPr>
+              <w:spacing w:after="0" w:line="240" w:lineRule="auto"/>
+            </w:pPr>
+            <w:r>
+              <w:rPr>
+                <w:rFonts w:ascii="Arial" w:hAnsi="Arial" w:cs="Arial" w:eastAsia="Arial"/>
+                <w:b w:val="0"/>
+                <w:color w:val="172033"/>
+                <w:sz w:val="18"/>
+              </w:rPr>
+              <w:t>{{LABORATORY}}</w:t>
+            </w:r>
+          </w:p>
+        </w:tc>
+      </w:tr>
+      <w:tr>
+        <w:trPr>
+          <w:cantSplit/>
+        </w:trPr>
+        <w:tc>
+          <w:tcPr>
+            <w:tcW w:type="dxa" w:w="4989"/>
+            <w:tcMar>
+              <w:top w:w="65" w:type="dxa"/>
+              <w:start w:w="105" w:type="dxa"/>
+              <w:bottom w:w="65" w:type="dxa"/>
+              <w:end w:w="105" w:type="dxa"/>
+            </w:tcMar>
+            <w:tcBorders>
+              <w:bottom w:val="single" w:sz="3" w:color="D7E5E3"/>
+            </w:tcBorders>
+            <w:vAlign w:val="center"/>
+            <w:shd w:val="clear" w:color="auto" w:fill="F0F8F7"/>
+          </w:tcPr>
+          <w:p>
+            <w:pPr>
+              <w:spacing w:after="0" w:line="240" w:lineRule="auto"/>
+            </w:pPr>
+            <w:r>
+              <w:rPr>
+                <w:rFonts w:ascii="Arial" w:hAnsi="Arial" w:cs="Arial" w:eastAsia="Arial"/>
+                <w:b/>
+                <w:color w:val="183060"/>
+                <w:sz w:val="18"/>
+              </w:rPr>
+              <w:t>Tél.</w:t>
+            </w:r>
+          </w:p>
+        </w:tc>
+        <w:tc>
+          <w:tcPr>
+            <w:tcW w:type="dxa" w:w="4989"/>
+            <w:tcMar>
+              <w:top w:w="65" w:type="dxa"/>
+              <w:start w:w="105" w:type="dxa"/>
+              <w:bottom w:w="65" w:type="dxa"/>
+              <w:end w:w="105" w:type="dxa"/>
+            </w:tcMar>
+            <w:tcBorders>
+              <w:bottom w:val="single" w:sz="3" w:color="D7E5E3"/>
+            </w:tcBorders>
+            <w:vAlign w:val="center"/>
+          </w:tcPr>
+          <w:p>
+            <w:pPr>
+              <w:spacing w:after="0" w:line="240" w:lineRule="auto"/>
+            </w:pPr>
+            <w:r>
+              <w:rPr>
+                <w:rFonts w:ascii="Arial" w:hAnsi="Arial" w:cs="Arial" w:eastAsia="Arial"/>
+                <w:b w:val="0"/>
+                <w:color w:val="172033"/>
+                <w:sz w:val="18"/>
+              </w:rPr>
+              <w:t>{{PHONE}}</w:t>
+            </w:r>
+          </w:p>
+        </w:tc>
+      </w:tr>
+      <w:tr>
+        <w:trPr>
+          <w:cantSplit/>
+        </w:trPr>
+        <w:tc>
+          <w:tcPr>
+            <w:tcW w:type="dxa" w:w="4989"/>
+            <w:tcMar>
+              <w:top w:w="65" w:type="dxa"/>
+              <w:start w:w="105" w:type="dxa"/>
+              <w:bottom w:w="65" w:type="dxa"/>
+              <w:end w:w="105" w:type="dxa"/>
+            </w:tcMar>
+            <w:tcBorders>
+              <w:bottom w:val="single" w:sz="3" w:color="D7E5E3"/>
+            </w:tcBorders>
+            <w:vAlign w:val="center"/>
+            <w:shd w:val="clear" w:color="auto" w:fill="F0F8F7"/>
+          </w:tcPr>
+          <w:p>
+            <w:pPr>
+              <w:spacing w:after="0" w:line="240" w:lineRule="auto"/>
+            </w:pPr>
+            <w:r>
+              <w:rPr>
+                <w:rFonts w:ascii="Arial" w:hAnsi="Arial" w:cs="Arial" w:eastAsia="Arial"/>
+                <w:b/>
+                <w:color w:val="183060"/>
+                <w:sz w:val="18"/>
+              </w:rPr>
+              <w:t>Email</w:t>
+            </w:r>
+          </w:p>
+        </w:tc>
+        <w:tc>
+          <w:tcPr>
+            <w:tcW w:type="dxa" w:w="4989"/>
+            <w:tcMar>
+              <w:top w:w="65" w:type="dxa"/>
+              <w:start w:w="105" w:type="dxa"/>
+              <w:bottom w:w="65" w:type="dxa"/>
+              <w:end w:w="105" w:type="dxa"/>
+            </w:tcMar>
+            <w:tcBorders>
+              <w:bottom w:val="single" w:sz="3" w:color="D7E5E3"/>
+            </w:tcBorders>
+            <w:vAlign w:val="center"/>
+          </w:tcPr>
+          <w:p>
+            <w:pPr>
+              <w:spacing w:after="0" w:line="240" w:lineRule="auto"/>
+            </w:pPr>
+            <w:r>
+              <w:rPr>
+                <w:rFonts w:ascii="Arial" w:hAnsi="Arial" w:cs="Arial" w:eastAsia="Arial"/>
+                <w:b w:val="0"/>
+                <w:color w:val="172033"/>
+                <w:sz w:val="18"/>
+              </w:rPr>
+              <w:t>{{CLIENT_EMAIL}}</w:t>
+            </w:r>
+          </w:p>
+        </w:tc>
+      </w:tr>
+    </w:tbl>
+    <w:p>
+      <w:pPr>
+        <w:pStyle w:val="Heading1"/>
+        <w:keepNext/>
+        <w:pBdr>
+          <w:bottom w:val="single" w:sz="10" w:space="2" w:color="178C88"/>
+        </w:pBdr>
+      </w:pPr>
+      <w:r>
+        <w:rPr>
+          <w:rFonts w:ascii="Arial" w:hAnsi="Arial" w:cs="Arial" w:eastAsia="Arial"/>
+          <w:b/>
+          <w:color w:val="183060"/>
+          <w:sz w:val="26"/>
+        </w:rPr>
         <w:t>Prestations</w:t>
       </w:r>
     </w:p>
     <w:tbl>
       <w:tblPr>
-        <w:tblStyle w:val="LightGrid-Accent1"/>
         <w:tblW w:type="auto" w:w="0"/>
         <w:tblLook w:firstColumn="1" w:firstRow="1" w:lastColumn="0" w:lastRow="0" w:noHBand="0" w:noVBand="1" w:val="04A0"/>
       </w:tblPr>
       <w:tblGrid>
-        <w:gridCol w:w="2257"/>
-        <w:gridCol w:w="2257"/>
-        <w:gridCol w:w="2257"/>
-        <w:gridCol w:w="2257"/>
+        <w:gridCol w:w="2494"/>
+        <w:gridCol w:w="2494"/>
+        <w:gridCol w:w="2494"/>
+        <w:gridCol w:w="2494"/>
       </w:tblGrid>
       <w:tr>
+        <w:trPr>
+          <w:tblHeader w:val="true"/>
+          <w:cantSplit/>
+        </w:trPr>
         <w:tc>
           <w:tcPr>
-            <w:tcW w:type="dxa" w:w="2257"/>
+            <w:tcW w:type="dxa" w:w="2494"/>
+            <w:tcMar>
+              <w:top w:w="50" w:type="dxa"/>
+              <w:start w:w="70" w:type="dxa"/>
+              <w:bottom w:w="50" w:type="dxa"/>
+              <w:end w:w="70" w:type="dxa"/>
+            </w:tcMar>
+            <w:tcBorders>
+              <w:bottom w:val="single" w:sz="3" w:color="D7E5E3"/>
+            </w:tcBorders>
+            <w:shd w:val="clear" w:color="auto" w:fill="183060"/>
           </w:tcPr>
           <w:p>
+            <w:pPr>
+              <w:spacing w:after="0" w:line="240" w:lineRule="auto"/>
+            </w:pPr>
             <w:r>
-              <w:t>Description</w:t>
+              <w:rPr>
+                <w:rFonts w:ascii="Arial" w:hAnsi="Arial" w:cs="Arial" w:eastAsia="Arial"/>
+                <w:b/>
+                <w:color w:val="FFFFFF"/>
+                <w:sz w:val="17"/>
+              </w:rPr>
+              <w:t>Prestation</w:t>
             </w:r>
           </w:p>
         </w:tc>
         <w:tc>
           <w:tcPr>
-            <w:tcW w:type="dxa" w:w="2257"/>
+            <w:tcW w:type="dxa" w:w="2494"/>
+            <w:tcMar>
+              <w:top w:w="50" w:type="dxa"/>
+              <w:start w:w="70" w:type="dxa"/>
+              <w:bottom w:w="50" w:type="dxa"/>
+              <w:end w:w="70" w:type="dxa"/>
+            </w:tcMar>
+            <w:tcBorders>
+              <w:bottom w:val="single" w:sz="3" w:color="D7E5E3"/>
+            </w:tcBorders>
+            <w:shd w:val="clear" w:color="auto" w:fill="183060"/>
           </w:tcPr>
           <w:p>
+            <w:pPr>
+              <w:spacing w:after="0" w:line="240" w:lineRule="auto"/>
+              <w:jc w:val="right"/>
+            </w:pPr>
             <w:r>
+              <w:rPr>
+                <w:rFonts w:ascii="Arial" w:hAnsi="Arial" w:cs="Arial" w:eastAsia="Arial"/>
+                <w:b/>
+                <w:color w:val="FFFFFF"/>
+                <w:sz w:val="17"/>
+              </w:rPr>
               <w:t>Quantité</w:t>
             </w:r>
           </w:p>
         </w:tc>
         <w:tc>
           <w:tcPr>
-            <w:tcW w:type="dxa" w:w="2257"/>
+            <w:tcW w:type="dxa" w:w="2494"/>
+            <w:tcMar>
+              <w:top w:w="50" w:type="dxa"/>
+              <w:start w:w="70" w:type="dxa"/>
+              <w:bottom w:w="50" w:type="dxa"/>
+              <w:end w:w="70" w:type="dxa"/>
+            </w:tcMar>
+            <w:tcBorders>
+              <w:bottom w:val="single" w:sz="3" w:color="D7E5E3"/>
+            </w:tcBorders>
+            <w:shd w:val="clear" w:color="auto" w:fill="183060"/>
           </w:tcPr>
           <w:p>
+            <w:pPr>
+              <w:spacing w:after="0" w:line="240" w:lineRule="auto"/>
+              <w:jc w:val="right"/>
+            </w:pPr>
             <w:r>
-              <w:t>Prix unitaire</w:t>
+              <w:rPr>
+                <w:rFonts w:ascii="Arial" w:hAnsi="Arial" w:cs="Arial" w:eastAsia="Arial"/>
+                <w:b/>
+                <w:color w:val="FFFFFF"/>
+                <w:sz w:val="17"/>
+              </w:rPr>
+              <w:t>Prix unitaire DA</w:t>
             </w:r>
           </w:p>
         </w:tc>
         <w:tc>
           <w:tcPr>
-            <w:tcW w:type="dxa" w:w="2257"/>
+            <w:tcW w:type="dxa" w:w="2494"/>
+            <w:tcMar>
+              <w:top w:w="50" w:type="dxa"/>
+              <w:start w:w="70" w:type="dxa"/>
+              <w:bottom w:w="50" w:type="dxa"/>
+              <w:end w:w="70" w:type="dxa"/>
+            </w:tcMar>
+            <w:tcBorders>
+              <w:bottom w:val="single" w:sz="3" w:color="D7E5E3"/>
+            </w:tcBorders>
+            <w:shd w:val="clear" w:color="auto" w:fill="183060"/>
           </w:tcPr>
           <w:p>
+            <w:pPr>
+              <w:spacing w:after="0" w:line="240" w:lineRule="auto"/>
+              <w:jc w:val="right"/>
+            </w:pPr>
             <w:r>
-              <w:t>Total</w:t>
+              <w:rPr>
+                <w:rFonts w:ascii="Arial" w:hAnsi="Arial" w:cs="Arial" w:eastAsia="Arial"/>
+                <w:b/>
+                <w:color w:val="FFFFFF"/>
+                <w:sz w:val="17"/>
+              </w:rPr>
+              <w:t>Montant DA</w:t>
             </w:r>
           </w:p>
         </w:tc>
       </w:tr>
       <w:tr>
+        <w:trPr>
+          <w:cantSplit/>
+        </w:trPr>
         <w:tc>
           <w:tcPr>
-            <w:tcW w:type="dxa" w:w="2257"/>
+            <w:tcW w:type="dxa" w:w="2494"/>
+            <w:tcMar>
+              <w:top w:w="50" w:type="dxa"/>
+              <w:start w:w="70" w:type="dxa"/>
+              <w:bottom w:w="50" w:type="dxa"/>
+              <w:end w:w="70" w:type="dxa"/>
+            </w:tcMar>
+            <w:tcBorders>
+              <w:bottom w:val="single" w:sz="3" w:color="D7E5E3"/>
+            </w:tcBorders>
           </w:tcPr>
           <w:p>
+            <w:pPr>
+              <w:spacing w:after="0" w:line="240" w:lineRule="auto"/>
+            </w:pPr>
             <w:r>
+              <w:rPr>
+                <w:rFonts w:ascii="Arial" w:hAnsi="Arial" w:cs="Arial" w:eastAsia="Arial"/>
+                <w:b w:val="0"/>
+                <w:color w:val="172033"/>
+                <w:sz w:val="17"/>
+              </w:rPr>
               <w:t>{{SERVICE_NAME}}</w:t>
             </w:r>
           </w:p>
         </w:tc>
         <w:tc>
           <w:tcPr>
-            <w:tcW w:type="dxa" w:w="2257"/>
+            <w:tcW w:type="dxa" w:w="2494"/>
+            <w:tcMar>
+              <w:top w:w="50" w:type="dxa"/>
+              <w:start w:w="70" w:type="dxa"/>
+              <w:bottom w:w="50" w:type="dxa"/>
+              <w:end w:w="70" w:type="dxa"/>
+            </w:tcMar>
+            <w:tcBorders>
+              <w:bottom w:val="single" w:sz="3" w:color="D7E5E3"/>
+            </w:tcBorders>
           </w:tcPr>
           <w:p>
+            <w:pPr>
+              <w:spacing w:after="0" w:line="240" w:lineRule="auto"/>
+              <w:jc w:val="right"/>
+            </w:pPr>
             <w:r>
+              <w:rPr>
+                <w:rFonts w:ascii="Arial" w:hAnsi="Arial" w:cs="Arial" w:eastAsia="Arial"/>
+                <w:b w:val="0"/>
+                <w:color w:val="172033"/>
+                <w:sz w:val="17"/>
+              </w:rPr>
               <w:t>1</w:t>
             </w:r>
           </w:p>
         </w:tc>
         <w:tc>
           <w:tcPr>
-            <w:tcW w:type="dxa" w:w="2257"/>
+            <w:tcW w:type="dxa" w:w="2494"/>
+            <w:tcMar>
+              <w:top w:w="50" w:type="dxa"/>
+              <w:start w:w="70" w:type="dxa"/>
+              <w:bottom w:w="50" w:type="dxa"/>
+              <w:end w:w="70" w:type="dxa"/>
+            </w:tcMar>
+            <w:tcBorders>
+              <w:bottom w:val="single" w:sz="3" w:color="D7E5E3"/>
+            </w:tcBorders>
           </w:tcPr>
           <w:p>
+            <w:pPr>
+              <w:spacing w:after="0" w:line="240" w:lineRule="auto"/>
+              <w:jc w:val="right"/>
+            </w:pPr>
             <w:r>
+              <w:rPr>
+                <w:rFonts w:ascii="Arial" w:hAnsi="Arial" w:cs="Arial" w:eastAsia="Arial"/>
+                <w:b w:val="0"/>
+                <w:color w:val="172033"/>
+                <w:sz w:val="17"/>
+              </w:rPr>
               <w:t>{{SUBTOTAL_HT}}</w:t>
             </w:r>
           </w:p>
         </w:tc>
         <w:tc>
           <w:tcPr>
-            <w:tcW w:type="dxa" w:w="2257"/>
+            <w:tcW w:type="dxa" w:w="2494"/>
+            <w:tcMar>
+              <w:top w:w="50" w:type="dxa"/>
+              <w:start w:w="70" w:type="dxa"/>
+              <w:bottom w:w="50" w:type="dxa"/>
+              <w:end w:w="70" w:type="dxa"/>
+            </w:tcMar>
+            <w:tcBorders>
+              <w:bottom w:val="single" w:sz="3" w:color="D7E5E3"/>
+            </w:tcBorders>
           </w:tcPr>
           <w:p>
+            <w:pPr>
+              <w:spacing w:after="0" w:line="240" w:lineRule="auto"/>
+              <w:jc w:val="right"/>
+            </w:pPr>
             <w:r>
+              <w:rPr>
+                <w:rFonts w:ascii="Arial" w:hAnsi="Arial" w:cs="Arial" w:eastAsia="Arial"/>
+                <w:b w:val="0"/>
+                <w:color w:val="172033"/>
+                <w:sz w:val="17"/>
+              </w:rPr>
               <w:t>{{SUBTOTAL_HT}}</w:t>
             </w:r>
           </w:p>
         </w:tc>
       </w:tr>
     </w:tbl>
-    <w:p/>
     <w:tbl>
       <w:tblPr>
-        <w:tblStyle w:val="LightGrid-Accent1"/>
         <w:tblW w:type="auto" w:w="0"/>
         <w:tblLook w:firstColumn="1" w:firstRow="1" w:lastColumn="0" w:lastRow="0" w:noHBand="0" w:noVBand="1" w:val="04A0"/>
       </w:tblPr>
       <w:tblGrid>
-        <w:gridCol w:w="4514"/>
-        <w:gridCol w:w="4514"/>
+        <w:gridCol w:w="4989"/>
+        <w:gridCol w:w="4989"/>
       </w:tblGrid>
       <w:tr>
+        <w:trPr>
+          <w:cantSplit/>
+        </w:trPr>
         <w:tc>
           <w:tcPr>
-            <w:tcW w:type="dxa" w:w="4514"/>
+            <w:tcW w:type="dxa" w:w="4989"/>
+            <w:tcMar>
+              <w:top w:w="65" w:type="dxa"/>
+              <w:start w:w="105" w:type="dxa"/>
+              <w:bottom w:w="65" w:type="dxa"/>
+              <w:end w:w="105" w:type="dxa"/>
+            </w:tcMar>
+            <w:tcBorders>
+              <w:bottom w:val="single" w:sz="3" w:color="D7E5E3"/>
+            </w:tcBorders>
+            <w:vAlign w:val="center"/>
+            <w:shd w:val="clear" w:color="auto" w:fill="F0F8F7"/>
           </w:tcPr>
           <w:p>
+            <w:pPr>
+              <w:spacing w:after="0" w:line="240" w:lineRule="auto"/>
+            </w:pPr>
             <w:r>
+              <w:rPr>
+                <w:rFonts w:ascii="Arial" w:hAnsi="Arial" w:cs="Arial" w:eastAsia="Arial"/>
+                <w:b/>
+                <w:color w:val="183060"/>
+                <w:sz w:val="18"/>
+              </w:rPr>
               <w:t>Sous-total HT</w:t>
             </w:r>
           </w:p>
         </w:tc>
         <w:tc>
           <w:tcPr>
-            <w:tcW w:type="dxa" w:w="4514"/>
+            <w:tcW w:type="dxa" w:w="4989"/>
+            <w:tcMar>
+              <w:top w:w="65" w:type="dxa"/>
+              <w:start w:w="105" w:type="dxa"/>
+              <w:bottom w:w="65" w:type="dxa"/>
+              <w:end w:w="105" w:type="dxa"/>
+            </w:tcMar>
+            <w:tcBorders>
+              <w:bottom w:val="single" w:sz="3" w:color="D7E5E3"/>
+            </w:tcBorders>
+            <w:vAlign w:val="center"/>
           </w:tcPr>
           <w:p>
+            <w:pPr>
+              <w:spacing w:after="0" w:line="240" w:lineRule="auto"/>
+            </w:pPr>
             <w:r>
+              <w:rPr>
+                <w:rFonts w:ascii="Arial" w:hAnsi="Arial" w:cs="Arial" w:eastAsia="Arial"/>
+                <w:b w:val="0"/>
+                <w:color w:val="172033"/>
+                <w:sz w:val="18"/>
+              </w:rPr>
               <w:t>{{SUBTOTAL_HT}}</w:t>
             </w:r>
           </w:p>
         </w:tc>
       </w:tr>
       <w:tr>
+        <w:trPr>
+          <w:cantSplit/>
+        </w:trPr>
         <w:tc>
           <w:tcPr>
-            <w:tcW w:type="dxa" w:w="4514"/>
+            <w:tcW w:type="dxa" w:w="4989"/>
+            <w:tcMar>
+              <w:top w:w="65" w:type="dxa"/>
+              <w:start w:w="105" w:type="dxa"/>
+              <w:bottom w:w="65" w:type="dxa"/>
+              <w:end w:w="105" w:type="dxa"/>
+            </w:tcMar>
+            <w:tcBorders>
+              <w:bottom w:val="single" w:sz="3" w:color="D7E5E3"/>
+            </w:tcBorders>
+            <w:vAlign w:val="center"/>
+            <w:shd w:val="clear" w:color="auto" w:fill="F0F8F7"/>
           </w:tcPr>
           <w:p>
+            <w:pPr>
+              <w:spacing w:after="0" w:line="240" w:lineRule="auto"/>
+            </w:pPr>
             <w:r>
+              <w:rPr>
+                <w:rFonts w:ascii="Arial" w:hAnsi="Arial" w:cs="Arial" w:eastAsia="Arial"/>
+                <w:b/>
+                <w:color w:val="183060"/>
+                <w:sz w:val="18"/>
+              </w:rPr>
               <w:t>TVA ({{VAT_RATE}})</w:t>
             </w:r>
           </w:p>
         </w:tc>
         <w:tc>
           <w:tcPr>
-            <w:tcW w:type="dxa" w:w="4514"/>
+            <w:tcW w:type="dxa" w:w="4989"/>
+            <w:tcMar>
+              <w:top w:w="65" w:type="dxa"/>
+              <w:start w:w="105" w:type="dxa"/>
+              <w:bottom w:w="65" w:type="dxa"/>
+              <w:end w:w="105" w:type="dxa"/>
+            </w:tcMar>
+            <w:tcBorders>
+              <w:bottom w:val="single" w:sz="3" w:color="D7E5E3"/>
+            </w:tcBorders>
+            <w:vAlign w:val="center"/>
           </w:tcPr>
           <w:p>
+            <w:pPr>
+              <w:spacing w:after="0" w:line="240" w:lineRule="auto"/>
+            </w:pPr>
             <w:r>
+              <w:rPr>
+                <w:rFonts w:ascii="Arial" w:hAnsi="Arial" w:cs="Arial" w:eastAsia="Arial"/>
+                <w:b w:val="0"/>
+                <w:color w:val="172033"/>
+                <w:sz w:val="18"/>
+              </w:rPr>
               <w:t>{{VAT_AMOUNT}}</w:t>
             </w:r>
           </w:p>
         </w:tc>
       </w:tr>
       <w:tr>
+        <w:trPr>
+          <w:cantSplit/>
+        </w:trPr>
         <w:tc>
           <w:tcPr>
-            <w:tcW w:type="dxa" w:w="4514"/>
+            <w:tcW w:type="dxa" w:w="4989"/>
+            <w:tcMar>
+              <w:top w:w="65" w:type="dxa"/>
+              <w:start w:w="105" w:type="dxa"/>
+              <w:bottom w:w="65" w:type="dxa"/>
+              <w:end w:w="105" w:type="dxa"/>
+            </w:tcMar>
+            <w:tcBorders>
+              <w:bottom w:val="single" w:sz="3" w:color="D7E5E3"/>
+            </w:tcBorders>
+            <w:vAlign w:val="center"/>
+            <w:shd w:val="clear" w:color="auto" w:fill="F0F8F7"/>
           </w:tcPr>
           <w:p>
+            <w:pPr>
+              <w:spacing w:after="0" w:line="240" w:lineRule="auto"/>
+            </w:pPr>
             <w:r>
+              <w:rPr>
+                <w:rFonts w:ascii="Arial" w:hAnsi="Arial" w:cs="Arial" w:eastAsia="Arial"/>
+                <w:b/>
+                <w:color w:val="183060"/>
+                <w:sz w:val="18"/>
+              </w:rPr>
               <w:t>Total TTC</w:t>
             </w:r>
           </w:p>
         </w:tc>
         <w:tc>
           <w:tcPr>
-            <w:tcW w:type="dxa" w:w="4514"/>
+            <w:tcW w:type="dxa" w:w="4989"/>
+            <w:tcMar>
+              <w:top w:w="65" w:type="dxa"/>
+              <w:start w:w="105" w:type="dxa"/>
+              <w:bottom w:w="65" w:type="dxa"/>
+              <w:end w:w="105" w:type="dxa"/>
+            </w:tcMar>
+            <w:tcBorders>
+              <w:bottom w:val="single" w:sz="3" w:color="D7E5E3"/>
+            </w:tcBorders>
+            <w:vAlign w:val="center"/>
           </w:tcPr>
           <w:p>
+            <w:pPr>
+              <w:spacing w:after="0" w:line="240" w:lineRule="auto"/>
+            </w:pPr>
             <w:r>
+              <w:rPr>
+                <w:rFonts w:ascii="Arial" w:hAnsi="Arial" w:cs="Arial" w:eastAsia="Arial"/>
+                <w:b w:val="0"/>
+                <w:color w:val="172033"/>
+                <w:sz w:val="18"/>
+              </w:rPr>
               <w:t>{{TOTAL_TTC}}</w:t>
             </w:r>
           </w:p>
@@ -344,10 +1107,10 @@
       </w:tr>
     </w:tbl>
     <w:sectPr>
-      <w:footerReference w:type="default" r:id="rId9"/>
-      <w:headerReference w:type="default" r:id="rId10"/>
-      <w:pgSz w:w="11909" w:h="16834"/>
-      <w:pgMar w:top="1440" w:right="1440" w:bottom="1440" w:left="1440" w:header="720" w:footer="720" w:gutter="0"/>
+      <w:headerReference w:type="default" r:id="rId9"/>
+      <w:footerReference w:type="default" r:id="rId10"/>
+      <w:pgSz w:w="11906" w:h="16838"/>
+      <w:pgMar w:top="907" w:right="964" w:bottom="992" w:left="964" w:header="340" w:footer="340" w:gutter="0"/>
       <w:cols w:space="720"/>
       <w:docGrid w:linePitch="360"/>
     </w:sectPr>
@@ -357,18 +1120,110 @@
 
 <file path=word/footer1.xml><?xml version="1.0" encoding="utf-8"?>
 <w:ftr xmlns:m="http://schemas.openxmlformats.org/officeDocument/2006/math" xmlns:mc="http://schemas.openxmlformats.org/markup-compatibility/2006" xmlns:mo="http://schemas.microsoft.com/office/mac/office/2008/main" xmlns:mv="urn:schemas-microsoft-com:mac:vml" xmlns:o="urn:schemas-microsoft-com:office:office" xmlns:r="http://schemas.openxmlformats.org/officeDocument/2006/relationships" xmlns:v="urn:schemas-microsoft-com:vml" xmlns:w10="urn:schemas-microsoft-com:office:word" xmlns:w14="http://schemas.microsoft.com/office/word/2010/wordml" xmlns:w="http://schemas.openxmlformats.org/wordprocessingml/2006/main" xmlns:wne="http://schemas.microsoft.com/office/word/2006/wordml" xmlns:wp14="http://schemas.microsoft.com/office/word/2010/wordprocessingDrawing" xmlns:wp="http://schemas.openxmlformats.org/drawingml/2006/wordprocessingDrawing" xmlns:wpc="http://schemas.microsoft.com/office/word/2010/wordprocessingCanvas" xmlns:wpg="http://schemas.microsoft.com/office/word/2010/wordprocessingGroup" xmlns:wpi="http://schemas.microsoft.com/office/word/2010/wordprocessingInk" xmlns:wps="http://schemas.microsoft.com/office/word/2010/wordprocessingShape" mc:Ignorable="w14 wp14">
-  <w:p>
-    <w:pPr>
-      <w:pStyle w:val="Footer"/>
-    </w:pPr>
-    <w:r/>
-    <w:r>
-      <w:rPr>
-        <w:sz w:val="18"/>
-      </w:rPr>
-      <w:t>Document généré automatiquement par PLAGENOR 4.0 · ESSBO</w:t>
-    </w:r>
-  </w:p>
+  <w:tbl>
+    <w:tblPr>
+      <w:tblW w:type="auto" w:w="0"/>
+      <w:tblLayout w:type="fixed"/>
+      <w:tblLook w:firstColumn="1" w:firstRow="1" w:lastColumn="0" w:lastRow="0" w:noHBand="0" w:noVBand="1" w:val="04A0"/>
+    </w:tblPr>
+    <w:tblGrid>
+      <w:gridCol w:w="4932"/>
+      <w:gridCol w:w="4932"/>
+    </w:tblGrid>
+    <w:tr>
+      <w:tc>
+        <w:tcPr>
+          <w:tcW w:type="dxa" w:w="7087"/>
+          <w:tcMar>
+            <w:top w:w="70" w:type="dxa"/>
+            <w:start w:w="0" w:type="dxa"/>
+            <w:bottom w:w="20" w:type="dxa"/>
+            <w:end w:w="0" w:type="dxa"/>
+          </w:tcMar>
+          <w:tcBorders>
+            <w:top w:val="single" w:sz="8" w:color="178C88"/>
+          </w:tcBorders>
+        </w:tcPr>
+        <w:p>
+          <w:pPr>
+            <w:spacing w:after="0"/>
+          </w:pPr>
+          <w:r>
+            <w:rPr>
+              <w:rFonts w:ascii="Arial" w:hAnsi="Arial" w:cs="Arial" w:eastAsia="Arial"/>
+              <w:b w:val="0"/>
+              <w:color w:val="64748B"/>
+              <w:sz w:val="15"/>
+            </w:rPr>
+            <w:t>Prestations scientifiques et technologiques</w:t>
+          </w:r>
+          <w:r>
+            <w:rPr>
+              <w:rFonts w:ascii="Arial" w:hAnsi="Arial" w:cs="Arial" w:eastAsia="Arial"/>
+              <w:b w:val="0"/>
+              <w:color w:val="64748B"/>
+              <w:sz w:val="15"/>
+            </w:rPr>
+            <w:t xml:space="preserve">  ·  {{DISPLAY_ID}}</w:t>
+          </w:r>
+        </w:p>
+      </w:tc>
+      <w:tc>
+        <w:tcPr>
+          <w:tcW w:type="dxa" w:w="2778"/>
+          <w:tcMar>
+            <w:top w:w="70" w:type="dxa"/>
+            <w:start w:w="0" w:type="dxa"/>
+            <w:bottom w:w="20" w:type="dxa"/>
+            <w:end w:w="0" w:type="dxa"/>
+          </w:tcMar>
+          <w:tcBorders>
+            <w:top w:val="single" w:sz="8" w:color="178C88"/>
+          </w:tcBorders>
+        </w:tcPr>
+        <w:p>
+          <w:pPr>
+            <w:spacing w:after="0"/>
+            <w:jc w:val="right"/>
+          </w:pPr>
+          <w:r>
+            <w:rPr>
+              <w:rFonts w:ascii="Arial" w:hAnsi="Arial" w:cs="Arial" w:eastAsia="Arial"/>
+              <w:b w:val="0"/>
+              <w:color w:val="64748B"/>
+              <w:sz w:val="15"/>
+            </w:rPr>
+            <w:t xml:space="preserve">Page </w:t>
+          </w:r>
+          <w:fldSimple w:instr="PAGE">
+            <w:r>
+              <w:rPr>
+                <w:color w:val="64748B"/>
+              </w:rPr>
+              <w:t>1</w:t>
+            </w:r>
+          </w:fldSimple>
+          <w:r>
+            <w:rPr>
+              <w:rFonts w:ascii="Arial" w:hAnsi="Arial" w:cs="Arial" w:eastAsia="Arial"/>
+              <w:b w:val="0"/>
+              <w:color w:val="64748B"/>
+              <w:sz w:val="15"/>
+            </w:rPr>
+            <w:t xml:space="preserve"> / </w:t>
+          </w:r>
+          <w:fldSimple w:instr="NUMPAGES">
+            <w:r>
+              <w:rPr>
+                <w:color w:val="64748B"/>
+              </w:rPr>
+              <w:t>1</w:t>
+            </w:r>
+          </w:fldSimple>
+        </w:p>
+      </w:tc>
+    </w:tr>
+  </w:tbl>
 </w:ftr>
 </file>
 
@@ -379,41 +1234,117 @@
       <w:pStyle w:val="Header"/>
     </w:pPr>
     <w:r/>
-    <w:r>
-      <w:drawing>
-        <wp:inline xmlns:a="http://schemas.openxmlformats.org/drawingml/2006/main" xmlns:pic="http://schemas.openxmlformats.org/drawingml/2006/picture">
-          <wp:extent cx="5943600" cy="725119"/>
-          <wp:docPr id="1" name="Picture 1"/>
-          <wp:cNvGraphicFramePr>
-            <a:graphicFrameLocks noChangeAspect="1"/>
-          </wp:cNvGraphicFramePr>
-          <a:graphic>
-            <a:graphicData uri="http://schemas.openxmlformats.org/drawingml/2006/picture">
-              <pic:pic>
-                <pic:nvPicPr>
-                  <pic:cNvPr id="0" name="institutional_banner.png"/>
-                  <pic:cNvPicPr/>
-                </pic:nvPicPr>
-                <pic:blipFill>
-                  <a:blip r:embed="rId1"/>
-                  <a:stretch>
-                    <a:fillRect/>
-                  </a:stretch>
-                </pic:blipFill>
-                <pic:spPr>
-                  <a:xfrm>
-                    <a:off x="0" y="0"/>
-                    <a:ext cx="5943600" cy="725119"/>
-                  </a:xfrm>
-                  <a:prstGeom prst="rect"/>
-                </pic:spPr>
-              </pic:pic>
-            </a:graphicData>
-          </a:graphic>
-        </wp:inline>
-      </w:drawing>
-    </w:r>
   </w:p>
+  <w:tbl>
+    <w:tblPr>
+      <w:tblW w:type="auto" w:w="0"/>
+      <w:tblLayout w:type="fixed"/>
+      <w:tblLook w:firstColumn="1" w:firstRow="1" w:lastColumn="0" w:lastRow="0" w:noHBand="0" w:noVBand="1" w:val="04A0"/>
+    </w:tblPr>
+    <w:tblGrid>
+      <w:gridCol w:w="4989"/>
+      <w:gridCol w:w="4989"/>
+    </w:tblGrid>
+    <w:tr>
+      <w:tc>
+        <w:tcPr>
+          <w:tcW w:type="dxa" w:w="6576"/>
+          <w:tcBorders>
+            <w:bottom w:val="single" w:sz="12" w:color="178C88"/>
+          </w:tcBorders>
+          <w:tcMar>
+            <w:top w:w="30" w:type="dxa"/>
+            <w:start w:w="0" w:type="dxa"/>
+            <w:bottom w:w="70" w:type="dxa"/>
+            <w:end w:w="0" w:type="dxa"/>
+          </w:tcMar>
+        </w:tcPr>
+        <w:p>
+          <w:pPr>
+            <w:spacing w:before="0" w:after="0" w:line="252" w:lineRule="auto"/>
+          </w:pPr>
+          <w:r/>
+          <w:r>
+            <w:rPr>
+              <w:rFonts w:ascii="Arial" w:hAnsi="Arial" w:cs="Arial" w:eastAsia="Arial"/>
+              <w:b/>
+              <w:color w:val="183060"/>
+              <w:sz w:val="17"/>
+            </w:rPr>
+            <w:t>GENOCLAB</w:t>
+          </w:r>
+        </w:p>
+        <w:p>
+          <w:pPr>
+            <w:spacing w:before="0" w:after="0" w:line="252" w:lineRule="auto"/>
+          </w:pPr>
+          <w:r/>
+          <w:r>
+            <w:rPr>
+              <w:rFonts w:ascii="Arial" w:hAnsi="Arial" w:cs="Arial" w:eastAsia="Arial"/>
+              <w:b w:val="0"/>
+              <w:color w:val="64748B"/>
+              <w:sz w:val="15"/>
+            </w:rPr>
+            <w:t>Prestations scientifiques et technologiques</w:t>
+          </w:r>
+        </w:p>
+      </w:tc>
+      <w:tc>
+        <w:tcPr>
+          <w:tcW w:type="dxa" w:w="3402"/>
+          <w:tcBorders>
+            <w:bottom w:val="single" w:sz="12" w:color="178C88"/>
+          </w:tcBorders>
+          <w:tcMar>
+            <w:top w:w="30" w:type="dxa"/>
+            <w:start w:w="0" w:type="dxa"/>
+            <w:bottom w:w="70" w:type="dxa"/>
+            <w:end w:w="0" w:type="dxa"/>
+          </w:tcMar>
+        </w:tcPr>
+        <w:p>
+          <w:pPr>
+            <w:jc w:val="right"/>
+          </w:pPr>
+          <w:r>
+            <w:drawing>
+              <wp:inline xmlns:a="http://schemas.openxmlformats.org/drawingml/2006/main" xmlns:pic="http://schemas.openxmlformats.org/drawingml/2006/picture">
+                <wp:extent cx="1152000" cy="839023"/>
+                <wp:docPr id="1" name="Picture 1"/>
+                <wp:cNvGraphicFramePr>
+                  <a:graphicFrameLocks noChangeAspect="1"/>
+                </wp:cNvGraphicFramePr>
+                <a:graphic>
+                  <a:graphicData uri="http://schemas.openxmlformats.org/drawingml/2006/picture">
+                    <pic:pic>
+                      <pic:nvPicPr>
+                        <pic:cNvPr id="0" name="genoclab_logo.png"/>
+                        <pic:cNvPicPr/>
+                      </pic:nvPicPr>
+                      <pic:blipFill>
+                        <a:blip r:embed="rId1"/>
+                        <a:stretch>
+                          <a:fillRect/>
+                        </a:stretch>
+                      </pic:blipFill>
+                      <pic:spPr>
+                        <a:xfrm>
+                          <a:off x="0" y="0"/>
+                          <a:ext cx="1152000" cy="839023"/>
+                        </a:xfrm>
+                        <a:prstGeom prst="rect"/>
+                      </pic:spPr>
+                    </pic:pic>
+                  </a:graphicData>
+                </a:graphic>
+              </wp:inline>
+            </w:drawing>
+          </w:r>
+        </w:p>
+      </w:tc>
+    </w:tr>
+  </w:tbl>
 </w:hdr>
 </file>
 
@@ -780,8 +1711,13 @@
     <w:name w:val="Normal"/>
     <w:qFormat/>
     <w:rsid w:val="00FC693F"/>
+    <w:pPr>
+      <w:spacing w:line="259" w:lineRule="auto" w:after="60"/>
+    </w:pPr>
     <w:rPr>
-      <w:sz w:val="22"/>
+      <w:rFonts w:ascii="Arial" w:hAnsi="Arial" w:cs="Arial" w:eastAsia="Arial"/>
+      <w:color w:val="172033"/>
+      <w:sz w:val="19"/>
     </w:rPr>
   </w:style>
   <w:style w:type="paragraph" w:styleId="Header">
@@ -839,15 +1775,15 @@
     <w:pPr>
       <w:keepNext/>
       <w:keepLines/>
-      <w:spacing w:before="480" w:after="0"/>
+      <w:spacing w:before="220" w:after="80"/>
       <w:outlineLvl w:val="0"/>
     </w:pPr>
     <w:rPr>
-      <w:rFonts w:asciiTheme="majorHAnsi" w:eastAsiaTheme="majorEastAsia" w:hAnsiTheme="majorHAnsi" w:cstheme="majorBidi"/>
+      <w:rFonts w:asciiTheme="majorHAnsi" w:eastAsiaTheme="majorEastAsia" w:hAnsiTheme="majorHAnsi" w:cstheme="majorBidi" w:ascii="Arial" w:hAnsi="Arial"/>
       <w:b/>
       <w:bCs/>
-      <w:color w:val="365F91" w:themeColor="accent1" w:themeShade="BF"/>
-      <w:sz w:val="28"/>
+      <w:color w:val="183060"/>
+      <w:sz w:val="27"/>
       <w:szCs w:val="28"/>
     </w:rPr>
   </w:style>
@@ -863,15 +1799,15 @@
     <w:pPr>
       <w:keepNext/>
       <w:keepLines/>
-      <w:spacing w:before="200" w:after="0"/>
+      <w:spacing w:before="140" w:after="60"/>
       <w:outlineLvl w:val="1"/>
     </w:pPr>
     <w:rPr>
-      <w:rFonts w:asciiTheme="majorHAnsi" w:eastAsiaTheme="majorEastAsia" w:hAnsiTheme="majorHAnsi" w:cstheme="majorBidi"/>
+      <w:rFonts w:asciiTheme="majorHAnsi" w:eastAsiaTheme="majorEastAsia" w:hAnsiTheme="majorHAnsi" w:cstheme="majorBidi" w:ascii="Arial" w:hAnsi="Arial"/>
       <w:b/>
       <w:bCs/>
-      <w:color w:val="4F81BD" w:themeColor="accent1"/>
-      <w:sz w:val="26"/>
+      <w:color w:val="172033"/>
+      <w:sz w:val="23"/>
       <w:szCs w:val="26"/>
     </w:rPr>
   </w:style>
@@ -887,14 +1823,15 @@
     <w:pPr>
       <w:keepNext/>
       <w:keepLines/>
-      <w:spacing w:before="200" w:after="0"/>
+      <w:spacing w:before="100" w:after="40"/>
       <w:outlineLvl w:val="2"/>
     </w:pPr>
     <w:rPr>
-      <w:rFonts w:asciiTheme="majorHAnsi" w:eastAsiaTheme="majorEastAsia" w:hAnsiTheme="majorHAnsi" w:cstheme="majorBidi"/>
+      <w:rFonts w:asciiTheme="majorHAnsi" w:eastAsiaTheme="majorEastAsia" w:hAnsiTheme="majorHAnsi" w:cstheme="majorBidi" w:ascii="Arial" w:hAnsi="Arial"/>
       <w:b/>
       <w:bCs/>
-      <w:color w:val="4F81BD" w:themeColor="accent1"/>
+      <w:color w:val="64748B"/>
+      <w:sz w:val="21"/>
     </w:rPr>
   </w:style>
   <w:style w:type="paragraph" w:styleId="Heading4">
@@ -1125,18 +2062,20 @@
     <w:qFormat/>
     <w:rsid w:val="00FC693F"/>
     <w:pPr>
+      <w:keepNext/>
       <w:pBdr>
         <w:bottom w:val="single" w:sz="8" w:space="4" w:color="4F81BD" w:themeColor="accent1"/>
       </w:pBdr>
-      <w:spacing w:after="300" w:line="240" w:lineRule="auto"/>
+      <w:spacing w:after="120" w:line="240" w:lineRule="auto" w:before="0"/>
       <w:contextualSpacing/>
     </w:pPr>
     <w:rPr>
-      <w:rFonts w:asciiTheme="majorHAnsi" w:eastAsiaTheme="majorEastAsia" w:hAnsiTheme="majorHAnsi" w:cstheme="majorBidi"/>
-      <w:color w:val="17365D" w:themeColor="text2" w:themeShade="BF"/>
+      <w:rFonts w:asciiTheme="majorHAnsi" w:eastAsiaTheme="majorEastAsia" w:hAnsiTheme="majorHAnsi" w:cstheme="majorBidi" w:ascii="Arial" w:hAnsi="Arial"/>
+      <w:b/>
+      <w:color w:val="183060"/>
       <w:spacing w:val="5"/>
       <w:kern w:val="28"/>
-      <w:sz w:val="52"/>
+      <w:sz w:val="40"/>
       <w:szCs w:val="52"/>
     </w:rPr>
   </w:style>
